--- a/example_articles/us_region/West/2.us_region_West_New_York_Times.docx
+++ b/example_articles/us_region/West/2.us_region_West_New_York_Times.docx
@@ -29,17 +29,17 @@
     </w:p>
     <w:p>
       <w:r>
-        <w:t>Source File: NYT/48.DOCX</w:t>
+        <w:t>Source file: NYT/48.DOCX</w:t>
       </w:r>
     </w:p>
     <w:p>
       <w:r>
-        <w:t>Raw locations result: ['Hawaii']</w:t>
+        <w:t>Raw locations result, 'locations': ['Hawaii']</w:t>
       </w:r>
     </w:p>
     <w:p>
       <w:r>
-        <w:t>us_region_stand_flat (Standardized): West</w:t>
+        <w:t>Standardized locations result, 'us_region_stand_flat': West</w:t>
       </w:r>
     </w:p>
     <w:p>

--- a/example_articles/us_region/West/2.us_region_West_New_York_Times.docx
+++ b/example_articles/us_region/West/2.us_region_West_New_York_Times.docx
@@ -7,9 +7,7 @@
         <w:pStyle w:val="Heading1"/>
       </w:pPr>
       <w:r>
-        <w:t>THE 1990 CAMPAIGN;</w:t>
-        <w:br/>
-        <w:t>Fierce Fight for Illinois Seat Pits Old Against New</w:t>
+        <w:t>Bad Language, Hurt Feelings and Success</w:t>
       </w:r>
     </w:p>
     <w:p>
@@ -19,22 +17,22 @@
     </w:p>
     <w:p>
       <w:r>
-        <w:t>Date: 1990-11-01</w:t>
+        <w:t>Date: 1990-02-21</w:t>
       </w:r>
     </w:p>
     <w:p>
       <w:r>
-        <w:t>Section: Section D;; Section D; Page 23; Column 1; National Desk; Column 1;</w:t>
+        <w:t>Section: Section C; Page 18, Column 4; Cultural Desk</w:t>
       </w:r>
     </w:p>
     <w:p>
       <w:r>
-        <w:t>Source file: NYT/48.DOCX</w:t>
+        <w:t>Source file: NYT/34.DOCX</w:t>
       </w:r>
     </w:p>
     <w:p>
       <w:r>
-        <w:t>Raw locations result, 'locations': ['Hawaii']</w:t>
+        <w:t>Raw locations result, 'locations': ['California']</w:t>
       </w:r>
     </w:p>
     <w:p>
@@ -51,59 +49,29 @@
     </w:p>
     <w:p>
       <w:r>
-        <w:t>Walter Dudycz is a classic insurgent: an angry, underfinanced candidate, the son of immigrant parents, bursting with intermingled idealism and naivete, waging a door-to-door campaign backed by a volunteer organization.</w:t>
+        <w:t>Last year Matt Groening, whose bleakly humorous cartoon, ''Life in Hell,'' appears in some 200 newspapers around the country, began creating brief animated features for ''The Tracey Ullman Show'' on Fox Broadcasting. James L. Brooks, an executive producer of the show, saw Mr. Groening's potential audience and invited him to do a full-length special. The result was ''The Simpsons Roasting on an Open Fire,'' which was shown by Fox Television in December.</w:t>
         <w:br/>
-        <w:t>The surprise is that he is a Republican, "the kind of candidate we almost never get," says Edward J. Rollins, co-chairman of the National Republican Congressional Committee, who helped to recruit Mr. Dudycz and considers him one of the party's three best prospects for defeating a Democratic incumbent in the House of Representatives in next week's midterm elections.</w:t>
-        <w:br/>
-        <w:t>Frank Annunzio, the 13-term incumbent in question, is 75 years old. A onetime union official, he came up through the ranks of the formidable Democratic organization built by Richard J. Daley, and he has had only one real election fight in his career, created by redistricting in 1972.</w:t>
-        <w:br/>
-        <w:t>The surprise is that he has mounted a tough, energetic bid for re-election, backed by slick direct-mail pieces and hard-hitting radio commercials put together by a team of experienced media advisers young enough to be his children. Mr. Annunzio has never been led in the private polls taken by both campaigns.</w:t>
-        <w:br/>
-        <w:t>The campaign first drew national attention because of the turbulence in the savings and loan business, to which Mr. Annunzio has long had close connections.</w:t>
-        <w:br/>
-        <w:t>But it has developed into a no-holds-barred clash between the old and the new, a competition for the allegiance of precisely those sorts of culturally conservative, economically more liberal voters whom Ronald Reagan attracted in the 1980's and whom the Republicans have to hold in the 1990's if they are to make any progress toward ending their minority status on Capitol Hill.</w:t>
-        <w:br/>
-        <w:t>The battleground is the 11th Congressional District of Illinois, perhaps the most polyglot in the nation, which includes most of the far North Side of Chicago and a few suburbs near O'Hare Airport. On a single block of Lincoln Avenue, one of the district's main arteries, there are shops owned by Italian- , German- , Greek- , Korean- , Filipino- , Guatemalan- and Polish-Americans. The tidy side streets are lined with modest brick bungalows and low-rise apartment buildings.</w:t>
-        <w:br/>
-        <w:t>Usually Democratic in local politics, the district has voted five successive times for the Republican candidate in Presidential contests.</w:t>
-        <w:br/>
-        <w:t>Mr. Dudycz (pronounced DO-ditch), whose family came to the United States from the Ukraine after World War II, is a former Chicago policeman who now serves in the State Senate. He has built his career on resistance to taxes, and he drew wide attention last year when he barged into a student exhibit at the Art Institute of Chicago to pick up an American flag that had been spread on the ground.</w:t>
+        <w:t>''I had a vague but, I thought, futile ambition to do good, smart animation for television,'' Mr. Groening, whose name rhymes with raining, said in a telephone interview from Pacific Palisades, Calif. It should come as no surprise that Mr. Groening's role models were not Bill Hanna and Joe Barbera, the cartoonists who gave the world ''The Flintstones'' and ''The Jetsons,'' but Jay Ward, the creator of ''The Bullwinkle Show,'' a short-lived, early-1960's animated series with a legendary afterlife because of its subversive wit.</w:t>
         <w:br/>
         <w:t xml:space="preserve"> </w:t>
         <w:br/>
-        <w:t>Failure to Sound Alarm</w:t>
+        <w:t>Assault on Authority</w:t>
         <w:br/>
-        <w:t xml:space="preserve"> He has pounded away at Mr. Annunzio for having accepted campaign contributions from Charles H. Keating Jr. and other savings-and-loan executives. He has tried to make an issue of the fact that two of Mr. Annunzio's sons-in-law, including Kevin Tynan, his campaign manager, worked for the United States League of Savings Institutions. And he has argued that Mr. Annunzio, chairman of the House Banking Subcommittee on Financial Institutions Supervision, failed to sound the alarm in time about the emerging savings-and-loan debacle.</w:t>
+        <w:t>''I had been called by Hollywood producers,'' Mr. Groening said, ''but when they asked what I wanted to do, I said 'Jay Ward' and they showed me the door. Jim Brooks was different. He had 'Life in Hell' on a wall in his office, and he gave me a call. He didn't show me the door.''</w:t>
         <w:br/>
-        <w:t>But the Congressman has fought back, explaining his long-term support for the industry as a service to working-class people who could buy houses only through savings and loan centers. He insists he always opposed deregulation, which opened the way to financial abuses, and he has led the attack on the role of Neil Bush, the President's son, in the collapse of the Silverado Banking, Savings and Loan Association in Colorado.</w:t>
+        <w:t>The Simpsons are a contentious working-class bunch, which puts them in the company of some of television's most popular sitcoms today - the Conners of ''Roseanne'' on ABC and the Bundys, of Fox's ''Married . . . With Children.'' '' 'Life in Hell' is mostly about ideas, and 'The Simpsons' is about character and story,'' he said.</w:t>
         <w:br/>
-        <w:t>Mr. Annunzio has criticized Mr. Dudycz as a "double dipper," collecting pay for a part-time Cook County patronage job on days when records show that he was in the State Legislature in Springfield. The Republican says the records are faulty.</w:t>
-        <w:br/>
-        <w:t>But what Mr. Annunzio has really been selling, at ward picnics and labor rallies, is the politics of the New Deal and the Fair Deal and the politics of constituent service.</w:t>
-        <w:br/>
-        <w:t>"I'm going to win because I've been here 25 years, answering the letters, helping with problems, looking after senior citizens and consumers and working people," he said the other night at a 41st Ward rally straight out of 1960. It was held in a Polish-American club plastered with placards bearing the ethnic names of Democratic stalwarts, with a searchlight piercing the sky outside and a banjo trio inside playing "Happy Days Are Here Again."</w:t>
+        <w:t>But the Simpsons, who are named for members of Mr. Groening's family, cope with the world in a decidedly offbeat way that is consistent, the cartoonist said, only in its unrelenting assault on authority figures from parents to bosses to politicians to neighborhood bullies. Such a vantage point clearly has an audience; last week the program ranked second in its time period (8:30 P.M. Sunday), beating both ABC and NBC in the ratings.</w:t>
         <w:br/>
         <w:t xml:space="preserve"> </w:t>
         <w:br/>
-        <w:t>'Lies and Terror Tactics'</w:t>
+        <w:t>More Episodes Are Ordered</w:t>
         <w:br/>
-        <w:t xml:space="preserve"> Introducing the candidate, Alderman Roman Pucinski, a silver-haired survivor of the old Daley days, told the crowd, "The people of Chicago resent the kind of lies and terror tactics used against Frank Annunzio."</w:t>
+        <w:t>''It is pretty amazing to go from being a print cartoonist to having a hit animated television show,'' Mr. Groening said, ''although I secretly expected it do well. We get lots of mail from people of all ages. My favorite letter was from a kid who said his father wouldn't let him watch because there so much bad language and everbody hurts each other's feelings.''</w:t>
         <w:br/>
-        <w:t>Sometimes, Mr. Annunzio sounded dated, citing the Wagner Act, the Tennessee Valley Authority and the Boulder Dam -- all products of the 1930's -- as the kinds of things the Democratic Party did to help ordinary citizens. But sometimes he roused people to cheers, as when he defended his political heritage as a Chicago regular.</w:t>
+        <w:t>The response has been so strong that Fox recently ordered 23 more episodes of ''The Simpsons'' to follow the 13 for this season. These days Mr. Groening, temporarily ensconsed in a Pacific Palisades house overlooking the ocean while his home in Venice, Calif., is remodeled, is a lot happier than most of his characters.</w:t>
         <w:br/>
-        <w:t>"These Republicans say that we're a machine," he shouted. "What the hell do you think they are, a knitting society, a sewing circle?"</w:t>
-        <w:br/>
-        <w:t>Mr. Dudycz is hoping that the much-discussed backlash against incumbents will help him, and there is evidence of such feeling here. Mr. Tynan said he himself had been told several times, while out canvassing for his father-in-law, Mr. Annunzio: "Forget it. The hell with all the politicians."</w:t>
-        <w:br/>
-        <w:t xml:space="preserve"> </w:t>
-        <w:br/>
-        <w:t>'On the Wrong Track'</w:t>
-        <w:br/>
-        <w:t xml:space="preserve"> "Washington is on the wrong track," Mr. Dudycz said after a morning of hand-shaking in grocery stores and a small electrical-goods plant. "Frank Annunzio embodies everything wrong there -- an arrogant, long-serving, big-city politician put in and sustained by bosses. If I win, if we can do it in Chicago, it will encourage little guys across the country. If I lose, we send a message that money talks, no matter how tarnished the incumbent is."</w:t>
-        <w:br/>
-        <w:t>The 40-year-old Republican candidate, whom Mr. Annunzio dismisses as "the D-jerk," describes himself as "Joe Six-Pack, a guy who bites his nails, who wears cheap suits, whose wife hoses down the alley -- nothing special, just average, a guy who might be digging potatoes with a shovel in the Ukraine if his father had taken a left turn instead of a right turn."</w:t>
-        <w:br/>
-        <w:t>Mr. Dudycz will be outspent by about $600,000 to $300,000. He is clearly no match for Mr. Annunzio in detailed knowledge of issues. But he is convinced that the savings-and-loan scandal, plus the budget battle in Washington, which he calls "a sloppy attempt at a bipartisan rape of the American people," plus his own following in the district, will make him that rarity in American politics, a candidate who beats an incumbent Congressman.</w:t>
+        <w:t>''I'm jaded and cynical about Hollywood, but it's been really nice,'' he said. ''There's been no interference from Fox as far as content. Oh, they've fretted some, but it's never resulted in a showdown. And there've been no meetings about demographics.''</w:t>
         <w:br/>
         <w:br/>
         <w:t>Graphic</w:t>
@@ -111,7 +79,7 @@
         <w:br/>
         <w:t xml:space="preserve"> </w:t>
         <w:br/>
-        <w:t>Photo: Representative Frank Annunzio, a 13-term incumbent, is facing one of the few tough election challenges of his career in Chicago's 11th Congressional District. (The New York Times)</w:t>
+        <w:t>Photo: Matt Groening, creator of ''The Simpsons,'' an animated television hit from Fox Broadcasting.</w:t>
       </w:r>
     </w:p>
     <w:sectPr>

--- a/example_articles/us_region/West/2.us_region_West_New_York_Times.docx
+++ b/example_articles/us_region/West/2.us_region_West_New_York_Times.docx
@@ -7,7 +7,7 @@
         <w:pStyle w:val="Heading1"/>
       </w:pPr>
       <w:r>
-        <w:t>Bad Language, Hurt Feelings and Success</w:t>
+        <w:t>In California, a Lesson for Donald Trump and the G.O.P.</w:t>
       </w:r>
     </w:p>
     <w:p>
@@ -17,17 +17,17 @@
     </w:p>
     <w:p>
       <w:r>
-        <w:t>Date: 1990-02-21</w:t>
+        <w:t>Date: 2016-06-22</w:t>
       </w:r>
     </w:p>
     <w:p>
       <w:r>
-        <w:t>Section: Section C; Page 18, Column 4; Cultural Desk</w:t>
+        <w:t>Section: Section ; Column 0; National Desk; Pg. ; LETTER FROM AMERICA</w:t>
       </w:r>
     </w:p>
     <w:p>
       <w:r>
-        <w:t>Source file: NYT/34.DOCX</w:t>
+        <w:t>Source file: NYT/21.DOCX</w:t>
       </w:r>
     </w:p>
     <w:p>
@@ -49,37 +49,52 @@
     </w:p>
     <w:p>
       <w:r>
-        <w:t>Last year Matt Groening, whose bleakly humorous cartoon, ''Life in Hell,'' appears in some 200 newspapers around the country, began creating brief animated features for ''The Tracey Ullman Show'' on Fox Broadcasting. James L. Brooks, an executive producer of the show, saw Mr. Groening's potential audience and invited him to do a full-length special. The result was ''The Simpsons Roasting on an Open Fire,'' which was shown by Fox Television in December.</w:t>
+        <w:t>This is the nightmare that has Republicans bolting upright: Donald J. Trump damages their party's reputation so severely that its national competitiveness is crippled -- not just in 2016, but for years.</w:t>
         <w:br/>
-        <w:t>''I had a vague but, I thought, futile ambition to do good, smart animation for television,'' Mr. Groening, whose name rhymes with raining, said in a telephone interview from Pacific Palisades, Calif. It should come as no surprise that Mr. Groening's role models were not Bill Hanna and Joe Barbera, the cartoonists who gave the world ''The Flintstones'' and ''The Jetsons,'' but Jay Ward, the creator of ''The Bullwinkle Show,'' a short-lived, early-1960's animated series with a legendary afterlife because of its subversive wit.</w:t>
+        <w:t xml:space="preserve">Anti-Trump sentiment among Latino, Asian and African-American voters flashes clear warning signs. Because nonwhite voters keep growing as a share of the electorate, lingering impressions could haunt a generation of Republican candidates. </w:t>
         <w:br/>
-        <w:t xml:space="preserve"> </w:t>
+        <w:t xml:space="preserve">  The Sacramento-based strategist Rob Stutzman warns Republicans elsewhere about what he calls the ''soft racism'' of Mr. Trump's campaign: ''Stand up against it now, or pay the price for decades.''</w:t>
         <w:br/>
-        <w:t>Assault on Authority</w:t>
+        <w:t xml:space="preserve">  In fact, that's precisely what has happened to the party in California for the past 22 years, after a landmark race for governor in 1994.</w:t>
         <w:br/>
-        <w:t>''I had been called by Hollywood producers,'' Mr. Groening said, ''but when they asked what I wanted to do, I said 'Jay Ward' and they showed me the door. Jim Brooks was different. He had 'Life in Hell' on a wall in his office, and he gave me a call. He didn't show me the door.''</w:t>
+        <w:t xml:space="preserve">  The Republican incumbent, Pete Wilson, seeking a second term, faced Kathleen Brown, the daughter and sister of former Democratic governors.</w:t>
         <w:br/>
-        <w:t>The Simpsons are a contentious working-class bunch, which puts them in the company of some of television's most popular sitcoms today - the Conners of ''Roseanne'' on ABC and the Bundys, of Fox's ''Married . . . With Children.'' '' 'Life in Hell' is mostly about ideas, and 'The Simpsons' is about character and story,'' he said.</w:t>
+        <w:t xml:space="preserve">  Amid rising anxiety and anger about Latino immigrants, Mr. Wilson embraced a ballot measure denying some taxpayer-financed services to those who crossed the border illegally.</w:t>
         <w:br/>
-        <w:t>But the Simpsons, who are named for members of Mr. Groening's family, cope with the world in a decidedly offbeat way that is consistent, the cartoonist said, only in its unrelenting assault on authority figures from parents to bosses to politicians to neighborhood bullies. Such a vantage point clearly has an audience; last week the program ranked second in its time period (8:30 P.M. Sunday), beating both ABC and NBC in the ratings.</w:t>
+        <w:t xml:space="preserve">  A television ad dramatized his stance with grainy footage of immigrants dashing into the United States as a narrator intoned, ''They keep coming.''</w:t>
         <w:br/>
-        <w:t xml:space="preserve"> </w:t>
+        <w:t xml:space="preserve">  It worked in the short run. Mr. Wilson won re-election handily.</w:t>
         <w:br/>
-        <w:t>More Episodes Are Ordered</w:t>
+        <w:t xml:space="preserve">  Yet California Republicans have struggled ever since. The signal Mr. Wilson and his party sent in 1994 alienated Latino and other nonwhite voters as their political clout was swelling.</w:t>
         <w:br/>
-        <w:t>''It is pretty amazing to go from being a print cartoonist to having a hit animated television show,'' Mr. Groening said, ''although I secretly expected it do well. We get lots of mail from people of all ages. My favorite letter was from a kid who said his father wouldn't let him watch because there so much bad language and everbody hurts each other's feelings.''</w:t>
+        <w:t xml:space="preserve">  Before 1994, Republican nominees had carried California in six of seven presidential contests. Since then, they've lost all five, averaging 40 percent of the vote.</w:t>
         <w:br/>
-        <w:t>The response has been so strong that Fox recently ordered 23 more episodes of ''The Simpsons'' to follow the 13 for this season. These days Mr. Groening, temporarily ensconsed in a Pacific Palisades house overlooking the ocean while his home in Venice, Calif., is remodeled, is a lot happier than most of his characters.</w:t>
+        <w:t xml:space="preserve">  Before 1994, Republicans had won three consecutive elections for governor. Since then, they've lost four of five regularly scheduled contests.</w:t>
         <w:br/>
-        <w:t>''I'm jaded and cynical about Hollywood, but it's been really nice,'' he said. ''There's been no interference from Fox as far as content. Oh, they've fretted some, but it's never resulted in a showdown. And there've been no meetings about demographics.''</w:t>
+        <w:t xml:space="preserve">  In the meantime, Republicans have lost all six Senate elections. In four of those races, Republican candidates failed to muster 40 percent of the vote.</w:t>
+        <w:br/>
+        <w:t xml:space="preserve">  The surge by Democrats in the nation's largest state is not difficult to explain. Mr. Wilson won in 1994 by dominating among white voters, who exit polls conducted by the Voter News Service showed represented 78 percent of the electorate. Latinos were 9 percent, blacks 7 percent and Asians and other minorities 6 percent.</w:t>
+        <w:br/>
+        <w:t xml:space="preserve">  By the 2014 election, whites had declined to 59 percent of the vote, according to exit polls conducted by Edison Research. Latinos swelled to 18 percent, Asians and other minorities to 14 percent, and blacks edged up to 8 percent. Those nonwhite constituencies disproportionately backed the incumbent governor, the Democrat Jerry Brown, Ms. Brown's brother.</w:t>
+        <w:br/>
+        <w:t xml:space="preserve">  ''Republican leaders and candidates were just too slow to understand what their demographic destiny was,'' said Mr. Stutzman.</w:t>
+        <w:br/>
+        <w:t xml:space="preserve">  Lately, California Republicans have worked to lure back Asian-American voters, who at one time were attracted to the Republicans' economic and national security policies. And they have seen an increasing number of younger Latinos register with no party preference, rather than as Democrats.</w:t>
+        <w:br/>
+        <w:t xml:space="preserve">  Enter Mr. Trump, with his call for a temporary ban on entry of Muslims into the United States, his description of some Mexican immigrants as ''criminals'' and ''rapists,'' and his remarks about the ''Mexican heritage'' of a federal judge who was born in Indiana.</w:t>
+        <w:br/>
+        <w:t xml:space="preserve">  Now Mr. Stutzman fears Mr. Trump may set Republicans back just as the Wilson campaign did in 1994, in California and elsewhere.</w:t>
+        <w:br/>
+        <w:t xml:space="preserve">  The demographic shifts that have undercut California Republicans are reshaping the nation, too. Nationally, presidential exit polls showed the share of white voters in 2012 fell to 72 percent, from 87 percent 20 years earlier.</w:t>
+        <w:br/>
+        <w:t xml:space="preserve">  The Census Bureau projects that whites will become a minority of America's population by 2044. The Republican National Committee itself, following its 2012 presidential defeat, called expanding Hispanic support ''imperative.''</w:t>
+        <w:br/>
+        <w:t xml:space="preserve">  Mr. Trump, who flourished in Republican primaries by appealing to working-class whites, has not changed course since securing the party's nomination. He insists he can compete even in Democratic strongholds such as California, where Mitt Romney in 2012 drew just 37 percent of the vote.</w:t>
+        <w:br/>
+        <w:t xml:space="preserve">  ''It's an absurdity,'' Mr. Stutzman said. ''Republicans will do better in California if he stays out.''</w:t>
         <w:br/>
         <w:br/>
-        <w:t>Graphic</w:t>
-        <w:br/>
-        <w:br/>
-        <w:t xml:space="preserve"> </w:t>
-        <w:br/>
-        <w:t>Photo: Matt Groening, creator of ''The Simpsons,'' an animated television hit from Fox Broadcasting.</w:t>
+        <w:t>http://www.nytimes.com/2016/06/22/us/politics/california-lesson-for-donald-trump.html</w:t>
       </w:r>
     </w:p>
     <w:sectPr>

--- a/example_articles/us_region/West/2.us_region_West_New_York_Times.docx
+++ b/example_articles/us_region/West/2.us_region_West_New_York_Times.docx
@@ -7,7 +7,9 @@
         <w:pStyle w:val="Heading1"/>
       </w:pPr>
       <w:r>
-        <w:t>In California, a Lesson for Donald Trump and the G.O.P.</w:t>
+        <w:t>CHOICE TABLES;</w:t>
+        <w:br/>
+        <w:t>San Francisco's Bold Newcomers</w:t>
       </w:r>
     </w:p>
     <w:p>
@@ -17,17 +19,17 @@
     </w:p>
     <w:p>
       <w:r>
-        <w:t>Date: 2016-06-22</w:t>
+        <w:t>Date: 1999-04-25</w:t>
       </w:r>
     </w:p>
     <w:p>
       <w:r>
-        <w:t>Section: Section ; Column 0; National Desk; Pg. ; LETTER FROM AMERICA</w:t>
+        <w:t>Section: Section 5;; Section 5; Page 6; Column 1; Travel Desk; Column 1;</w:t>
       </w:r>
     </w:p>
     <w:p>
       <w:r>
-        <w:t>Source file: NYT/21.DOCX</w:t>
+        <w:t>Source file: NYT/53.DOCX</w:t>
       </w:r>
     </w:p>
     <w:p>
@@ -49,52 +51,138 @@
     </w:p>
     <w:p>
       <w:r>
-        <w:t>This is the nightmare that has Republicans bolting upright: Donald J. Trump damages their party's reputation so severely that its national competitiveness is crippled -- not just in 2016, but for years.</w:t>
+        <w:t>SAN FRANCISCANS like to think their city is a great restaurant town, and it is. This is not, however, because it has the best restaurants in the country -- it does not -- but because it is a singularly exciting and entertaining place to eat. First of all, there are a number of venerable restaurants that set high standards -- Zuni Cafe and Hayes Street Grill, for example. And secondly, San Francisco is one of the country's capitals of culinary experimenta tion.</w:t>
         <w:br/>
-        <w:t xml:space="preserve">Anti-Trump sentiment among Latino, Asian and African-American voters flashes clear warning signs. Because nonwhite voters keep growing as a share of the electorate, lingering impressions could haunt a generation of Republican candidates. </w:t>
+        <w:t>Nothing seems to intimidate the local chefs, who open restaurants with Las Vegas looks and Disneyland concepts. And there are dishes on the menus of these restaurants that would not show up anywhere in the world, except perhaps elsewhere in the Golden State.</w:t>
         <w:br/>
-        <w:t xml:space="preserve">  The Sacramento-based strategist Rob Stutzman warns Republicans elsewhere about what he calls the ''soft racism'' of Mr. Trump's campaign: ''Stand up against it now, or pay the price for decades.''</w:t>
+        <w:t>Yet sometimes -- often, in fact -- these bold steps work. And San Francisco restaurants continue to draw attention exactly because of their stylish designs and adventuresome menus.</w:t>
         <w:br/>
-        <w:t xml:space="preserve">  In fact, that's precisely what has happened to the party in California for the past 22 years, after a landmark race for governor in 1994.</w:t>
+        <w:t>Nearly a dozen notable restaurants opened in San Francisco in 1998, and a few weeks ago, I ventured west with my 13-year-old daughter, Emma (an experienced and highly critical eater), to sample as many as possible in the course of a work week. Generally speaking, we and our sometime guests were delighted: of the eight restaurants we tried, I am enthusiastic about the five discussed below. The remaining three were notable largely for the excessive amounts of money spent on their appearance, but not for the food they served.</w:t>
         <w:br/>
-        <w:t xml:space="preserve">  The Republican incumbent, Pete Wilson, seeking a second term, faced Kathleen Brown, the daughter and sister of former Democratic governors.</w:t>
+        <w:t>It's worth noting that there is one area in which many San Francisco restaurants do appear conservative, and it's a surprising one: wine. It is expected and understandable that the region's wines are overrepresented on lists. But the wine-by-the-glass selections were usually limited, and sometimes as predictable as those served at the bar of the local Holiday Inn -- a couple of chardonnays and merlots, and not much beyond that.</w:t>
         <w:br/>
-        <w:t xml:space="preserve">  Amid rising anxiety and anger about Latino immigrants, Mr. Wilson embraced a ballot measure denying some taxpayer-financed services to those who crossed the border illegally.</w:t>
+        <w:t xml:space="preserve"> </w:t>
         <w:br/>
-        <w:t xml:space="preserve">  A television ad dramatized his stance with grainy footage of immigrants dashing into the United States as a narrator intoned, ''They keep coming.''</w:t>
+        <w:t>MC2</w:t>
         <w:br/>
-        <w:t xml:space="preserve">  It worked in the short run. Mr. Wilson won re-election handily.</w:t>
+        <w:t xml:space="preserve"> This is among the most handsome restaurants I've ever seen; there are modern art museums that should look so good. Carved from a Barbary Coast warehouse, it features brick, blond wood, ironwork, white fabric, stainless steel and sheets of light, much of it natural. We ate there on a dark, rainy day, and the visual experience was still exhilarating. And unlike some ultramodern spaces, this one is comfortable.</w:t>
         <w:br/>
-        <w:t xml:space="preserve">  Yet California Republicans have struggled ever since. The signal Mr. Wilson and his party sent in 1994 alienated Latino and other nonwhite voters as their political clout was swelling.</w:t>
+        <w:t>But because the food has received decidedly mixed reviews, I was hesitant to have more than a drink here. The place was so appealing, though, that we settled in for lunch, to our ultimate delight.</w:t>
         <w:br/>
-        <w:t xml:space="preserve">  Before 1994, Republican nominees had carried California in six of seven presidential contests. Since then, they've lost all five, averaging 40 percent of the vote.</w:t>
+        <w:t>Adi Dassler, the owner of MC2 , is Alsatian and the chef, Yoshi Kojima, Japanese (he earned his stripes in the cross-cultural restaurants of Los Angeles), so describing MC2 as "contemporary California-French with subtle Japanese esthetic" -- as its publicity material does -- may be forgiven. But the food is actually more restrained than I expected; it has elegance, and is at times practically homey. (It's also relatively expensive, especially at dinner.)</w:t>
         <w:br/>
-        <w:t xml:space="preserve">  Before 1994, Republicans had won three consecutive elections for governor. Since then, they've lost four of five regularly scheduled contests.</w:t>
+        <w:t>Tarte flambee, the traditional Alsatian pizza lightly covered with fromage blanc and bacon, is a natural starter, one a party of four might order with drinks. It's fired in the wood-burning oven, and I'd ask for it on the well-done side; ours, though delicious, was decidedly pale.</w:t>
         <w:br/>
-        <w:t xml:space="preserve">  In the meantime, Republicans have lost all six Senate elections. In four of those races, Republican candidates failed to muster 40 percent of the vote.</w:t>
+        <w:t>Generally, starters are simple and effective, the salads not overly contrived and perfectly dressed. Pear and arugula with lemon vinaigrette and Stilton whetted the appetite nicely, as did fennel and cherry tomatoes with Parmesan.</w:t>
         <w:br/>
-        <w:t xml:space="preserve">  The surge by Democrats in the nation's largest state is not difficult to explain. Mr. Wilson won in 1994 by dominating among white voters, who exit polls conducted by the Voter News Service showed represented 78 percent of the electorate. Latinos were 9 percent, blacks 7 percent and Asians and other minorities 6 percent.</w:t>
+        <w:t>Crab cake is one of those dishes that is disappointing unless it's super, and this one was far short of that. It was on the soggy side, the saffron aioli and bell pepper vinaigrette reinforcements decidedly uninspired. A perfectly creamy soup of root vegetables was slaughtered by an abundance of thyme.</w:t>
         <w:br/>
-        <w:t xml:space="preserve">  By the 2014 election, whites had declined to 59 percent of the vote, according to exit polls conducted by Edison Research. Latinos swelled to 18 percent, Asians and other minorities to 14 percent, and blacks edged up to 8 percent. Those nonwhite constituencies disproportionately backed the incumbent governor, the Democrat Jerry Brown, Ms. Brown's brother.</w:t>
+        <w:t>But that was the low point of the meal. Roast red snapper with clams, mussels, olives and oven-dried tomatoes was a gorgeous Provencal-style dish, nicely scented with anise and fennel and bringing a touch of sun to a rainy day. Grilled tuna with vegetables and green peppercorn vinaigrette was also close to perfect, the tuna rare and tender, the vinaigrette sharp. The chef understands the use of acidity, a big plus.</w:t>
         <w:br/>
-        <w:t xml:space="preserve">  ''Republican leaders and candidates were just too slow to understand what their demographic destiny was,'' said Mr. Stutzman.</w:t>
+        <w:t>Desserts were irresistible. Malted chocolate chunk ice cream with dacquoise and chocolate sauce was my favorite, though Emma preferred the pineapple inside-out cake (we also polished off a credible apple tart).</w:t>
         <w:br/>
-        <w:t xml:space="preserve">  Lately, California Republicans have worked to lure back Asian-American voters, who at one time were attracted to the Republicans' economic and national security policies. And they have seen an increasing number of younger Latinos register with no party preference, rather than as Democrats.</w:t>
+        <w:t>The wine list is strong and fairly priced, especially for whites, and there's a good selection of Bordeaux, although they are expensive.</w:t>
         <w:br/>
-        <w:t xml:space="preserve">  Enter Mr. Trump, with his call for a temporary ban on entry of Muslims into the United States, his description of some Mexican immigrants as ''criminals'' and ''rapists,'' and his remarks about the ''Mexican heritage'' of a federal judge who was born in Indiana.</w:t>
+        <w:t xml:space="preserve"> </w:t>
         <w:br/>
-        <w:t xml:space="preserve">  Now Mr. Stutzman fears Mr. Trump may set Republicans back just as the Wilson campaign did in 1994, in California and elsewhere.</w:t>
+        <w:t>Oodles</w:t>
         <w:br/>
-        <w:t xml:space="preserve">  The demographic shifts that have undercut California Republicans are reshaping the nation, too. Nationally, presidential exit polls showed the share of white voters in 2012 fell to 72 percent, from 87 percent 20 years earlier.</w:t>
+        <w:t>Elka Gilmore, a chef who has been acclaimed on both coasts, has never been conservative, and now that she has a place of her own, she's taking plenty of chances. The restaurant's name is off-putting, its location (at the foot of Nob Hill, not far from the Tenderloin) unusual, its interior awkward, and its concept -- Asian bistro -- poorly defined. (What does "combining traditional French techniques with Asian ingredients" mean, anyway?)</w:t>
         <w:br/>
-        <w:t xml:space="preserve">  The Census Bureau projects that whites will become a minority of America's population by 2044. The Republican National Committee itself, following its 2012 presidential defeat, called expanding Hispanic support ''imperative.''</w:t>
+        <w:t>None of this matters when the food hits the table. Ms. Gilmore does what she wants to do, and more often than not the results are devoured ecstatically. Furthermore, she is offering a close-to-revolutionary pricing structure: an eight-course tasting menu for the phenomenal price of $42, $60 with beverages (not all of which are wine).</w:t>
         <w:br/>
-        <w:t xml:space="preserve">  Mr. Trump, who flourished in Republican primaries by appealing to working-class whites, has not changed course since securing the party's nomination. He insists he can compete even in Democratic strongholds such as California, where Mitt Romney in 2012 drew just 37 percent of the vote.</w:t>
+        <w:t>Here, Emma and I were joined by a group of five friends, so we were able to sample a large selection of Ms. Gilmore's cooking. Especially memorable were lentils with foie gras, a heavenly marriage; noodles with braised duck, a straightforward Asian dish deftly handled; gravlax brought to life with a cure of curry; raw tuna with gorgeous pickled baby vegetables; miso-marinated fish, tender, buttery and irresistible; and a hearty braised beef cheek with roasted root vegetables and truffled potato puree.</w:t>
         <w:br/>
-        <w:t xml:space="preserve">  ''It's an absurdity,'' Mr. Stutzman said. ''Republicans will do better in California if he stays out.''</w:t>
+        <w:t>When served as part of the tasting menu, each of these was paired with a wine of the restaurant's choice; the choices were invariably better than any I would have made.</w:t>
+        <w:br/>
+        <w:t>The precocious Ms. Gilmore -- she started working in restaurants when she was 11 ("I lied about my age"), graduated from college at 17, began cooking professionally a year later and opened Elka in San Francisco in 1991, before she was 30 -- has a wonderfully spacey presence, and it translates to her food. Despite the angular, not-especially-attractive interior, the restaurant is comfortable and inviting, and the brazen nature of the food gives a meal here a true sense of excitement.</w:t>
+        <w:br/>
+        <w:t>In addition, the prices are so appealing that I was more than willing to forgive the few dishes that didn't work. I support the idea of experimenting chefs, but I'd rather not pay through the nose to be the guinea pig.</w:t>
+        <w:br/>
+        <w:t>The desserts were disappointing. But that may have been because we had eaten and drunk so well in the previous two hours.</w:t>
+        <w:br/>
+        <w:t>The wine list is filled with rieslings, gewurztraminers and other wines designed to accompany the highly spiced food, and it works brilliantly. Prices are not only reasonable, but low.</w:t>
+        <w:br/>
+        <w:t xml:space="preserve"> </w:t>
+        <w:br/>
+        <w:t>Delfina</w:t>
+        <w:br/>
+        <w:t>This crowded box of a place, just five months old, serves simple but sensational food of European lineage. In the not-too-distant past, a restaurant like this might have been called Continental, and although it is eclectic, the food is too good for that catchall term.</w:t>
+        <w:br/>
+        <w:t>Delfina's 30-something owners, Craig Stoll and Anne Spencer, merely set out to create a neighborhood restaurant, in which they could "cook well and feed people." By changing the menu daily and keeping their goals in sight, they have done an admirable job.</w:t>
+        <w:br/>
+        <w:t>Delfina, in the hip working-class Mission district, has only 37 seats. We and our friends took more than 10 percent of them, and ordered most of the menu, beginning with crisp, bitter crostini with winter greens, lemon, and pecorino; a perfect brandade de morue, garlicky salt cod puree served with crisp toasts, and grilled squid with white beans.</w:t>
+        <w:br/>
+        <w:t>Some pasta dishes -- especially orecchiette with chickpeas and bitter greens -- were sensational, perfectly cooked, not oversauced, brought to the table hot. The ravioli of wild nettle and ricotta were on the bland side, but nevertheless enjoyable. A couple of salads were good, notably the roasted beets with local goat cheese, which Emma described as "awesome."</w:t>
+        <w:br/>
+        <w:t>Fried sand dab (a local flatfish) was the hit among the main courses, crisp-fried, with Meyer lemon-caper butter. Duck confit with vinegary cabbage and bacon was rich and smoky, and a Marin County steak with French fries perfectly cooked and flavorful.</w:t>
+        <w:br/>
+        <w:t>Desserts were straightforward and well-executed: tangerine granita sang with flavor, and bittersweet chocolate cake delivered a good kick. The small, reasonably priced wine list is lovely, and complements the food perfectly; I just wish more of the wines were offered by the glass.</w:t>
+        <w:br/>
+        <w:t xml:space="preserve"> </w:t>
+        <w:br/>
+        <w:t>Black Cat</w:t>
+        <w:br/>
+        <w:t>Reed Hearon was already the darling of the San Francisco restaurant circuit when he opened Black Cat last June in North Beach. His Rose Pistola, where he serves nearly straightforward Italian food, and Rose's Cafe, perhaps the best destination in town for an eclectic brunch, were well established.</w:t>
+        <w:br/>
+        <w:t>Now he is treated as a saint, for bringing new life to a beloved neighborhood, for patronizing local musicians (there is a thriving jazz lounge downstairs from the restaurant), for remaining open until 2 A.M., and for creating a cross-cultural restaurant that does not fuse cuisines but serves them side by side. Black Cat does all of these things in a funky atmosphere that seems to combine bistro and soda shop, with fluorescent lighting (somehow done tastefully), red leather booths and raw bar.</w:t>
+        <w:br/>
+        <w:t>But the menu is of most interest here. Mr. Hearon wants to reflect the city's "ethnic reality" -- that is, diversity -- not the fusion of cultures, so he's offering what he perceives as real Chinese and Italian food, a wide variety of minimally prepared West Coast seafood, and a few decadent favorites like foie gras, caviar and a lightly cooked steak "tartare." This means you can begin a meal with a dozen Olympia oysters, continue with a few plates of dim sum and finish with steak frites or chow mein.</w:t>
+        <w:br/>
+        <w:t>The execution is impressive. I'd been to Black Cat twice before, and Emma and I had a friend with us at this meal, so I've pretty much eaten through the menu, and there are no losers.</w:t>
+        <w:br/>
+        <w:t>What they call seared steak tartare, a fancy burger, is a carnivore's dream come true -- well-seasoned, high-quality meat, barely cooked. The dim sum and "small plates" include clams in black bean sauce; barbecued spare ribs; prosciutto with pear and radicchio, and roast beets with blood orange and fennel. All are wonderful, and many cost less than $5.</w:t>
+        <w:br/>
+        <w:t>In addition to those already mentioned, the more substantial courses (also priced moderately) include braised lamb shank; ravioli with greens, walnuts and Parmesan; curried rice noodles, and lobster with black bean sauce. Here, too, my favorite was the fried sand dab, this time served on toasted sourdough with Meyer lemon and fennel.</w:t>
+        <w:br/>
+        <w:t>Desserts are somewhat more straightforward, and the Asian influence is missing -- understandably.</w:t>
+        <w:br/>
+        <w:t>The comprehensive wine list is relatively expensive, given the reasonable cost of the food. But Europe is more fairly represented here than it is in most Bay Area restaurants.</w:t>
+        <w:br/>
+        <w:t xml:space="preserve"> </w:t>
+        <w:br/>
+        <w:t>Oritalia</w:t>
+        <w:br/>
+        <w:t>This restaurant is not new -- it's actually been around for 10 years -- but the location next to the Juliana Hotel is, and its interior is so striking that it commanded my attention. Oritalia is a place you are either going to love or hate. (Or you might remain undecided, like me.) It is outrageously pretentious and almost equally impressive. There are Venetian silk chandeliers, spectacular copper and blown-glass light fixtures, Asian antiques and an abundance of velvet.</w:t>
+        <w:br/>
+        <w:t>All of which would be too much for me, were it not for one awe-inspiring feature: curtained booths that can be completely closed off from the restaurant and made entirely private, complete with call lights for summoning the staff. Perhaps I'm a hopeless romantic, but this made the restaurant not only special but exciting. (Though the booths can be requested, they are not guaranteed.)</w:t>
+        <w:br/>
+        <w:t>Generally, the food delivers. The young chef, 31-year-old Brenda Buenviaje -- who grew up in a Filipino-Creole household -- does not push the boundaries of Asian-Italian cooking (Ori-talia, get it?) to the extreme, and her restraint is welcome given the excesses of the decor. Perhaps sauteed gnocchi topped with lobster and a galangal-lime beurre blanc doesn't sound moderate, but the dish works. Equally successful was tuna tartare on sticky rice cakes with shiso and Asian pears, an elaborate mound of complementary flavors.</w:t>
+        <w:br/>
+        <w:t>But it takes a great deal of talent and experience to consistently deliver fusion food as ambitious as this, and there are places where Oritalia falls short. Sake steamed sea bass with black bean sauce, grilled portobellos, arugula and green bean tempura had a number of interesting things going on, but they did not fuse -- in fact, they fought.</w:t>
+        <w:br/>
+        <w:t>The wine list is pricey and on the short side, but there are interesting choices, especially from California. Still, one might hope for more selections, given the challenging menu.</w:t>
+        <w:br/>
+        <w:t>On the other hand, desserts excelled. I especially liked the "creamsicle," a combination of vanilla ice cream and tangerine granita, and once again Emma described a dish -- this time the coconut flan -- as "awesome." The chocolate napoleon, a crisp, rich mille-feuille served with caramel ice cream, was too sweet for either of us.</w:t>
+        <w:br/>
+        <w:t xml:space="preserve"> </w:t>
+        <w:br/>
+        <w:t>Bill of fare</w:t>
+        <w:br/>
+        <w:t xml:space="preserve"> Smoking is not allowed in California restaurants. These restaurants, all in San Francisco, accept all major credit cards, except Delfina, which takes only Visa and Mastercard. Reservations are recommended.</w:t>
+        <w:br/>
+        <w:t>The cost of a meal is highly variable depending on what you order; unless otherwise noted, prices here are based on the average cost of two courses and dessert with a modest bottle of wine.</w:t>
+        <w:br/>
+        <w:t>MC2, 470 Pacific Avenue; (415) 956-0666. Lunch Monday through Friday, dinner Monday through Saturday. Valet parking (dinner only). Lunch for two, about $80; dinner for two, around $110.</w:t>
+        <w:br/>
+        <w:t>Oodles, 900 Bush Street; (415) 928-1888. Dinner Monday through Saturday. Valet parking. A tasting menu (recommended) is $60 a person including beverages, $42 without; an a la carte dinner for two starts around $55 with wine.</w:t>
+        <w:br/>
+        <w:t>Delfina, 3621 18th Street; (415) 552-4055. Dinner nightly. Parking is on the street. Dinner for two, around $60.</w:t>
+        <w:br/>
+        <w:t>Black Cat, 501 Broadway; (415) 981-2233. Lunch and dinner, noon to 2 A.M. every day. Valet parking. Lunch for two, around $60; dinner for two, around $75.</w:t>
+        <w:br/>
+        <w:t>Oritalia, 586 Bush Street; (415) 782-8122. Dinner nightly. Valet parking Thursday through Saturday. Dinner for two, around $90.</w:t>
         <w:br/>
         <w:br/>
-        <w:t>http://www.nytimes.com/2016/06/22/us/politics/california-lesson-for-donald-trump.html</w:t>
+        <w:t>http://www.nytimes.com</w:t>
+        <w:br/>
+        <w:br/>
+        <w:t>Graphic</w:t>
+        <w:br/>
+        <w:br/>
+        <w:t xml:space="preserve"> </w:t>
+        <w:br/>
+        <w:t>Photos: Pineapple inside-out cake at MC2. At MC2, the chef is Japanese and the owner Alsatian. Oritalia has a striking interior. Delfina, in the Mission district. Oodles, an Asian bistro at the foot of Nob Hill. (Terrence McCarthy for The New York Times)(pg. 6); Oodles, an Asian bistro at the foot of Nob Hill. (Terrence McCarthy for The New York Times)(pg. 22)</w:t>
       </w:r>
     </w:p>
     <w:sectPr>
